--- a/resources/templates/Agromet_Dekadal.docx
+++ b/resources/templates/Agromet_Dekadal.docx
@@ -1,5 +1,32 @@
 
-<file path=word/document.xml><?xml version="1.0" encoding="utf-8"?>
+<file path=docProps\app.xml><?xml version="1.0" encoding="utf-8"?>
+<Properties xmlns="http://schemas.openxmlformats.org/officeDocument/2006/extended-properties" xmlns:vt="http://schemas.openxmlformats.org/officeDocument/2006/docPropsVTypes">
+  <Template/>
+  <TotalTime>0</TotalTime>
+  <Application>LibreOffice/7.3.7.2$Linux_X86_64 LibreOffice_project/30$Build-2</Application>
+  <AppVersion>15.0000</AppVersion>
+  <Pages>4</Pages>
+  <Words>715</Words>
+  <Characters>4146</Characters>
+  <CharactersWithSpaces>4797</CharactersWithSpaces>
+  <Paragraphs>64</Paragraphs>
+</Properties>
+</file>
+
+<file path=docProps\core.xml><?xml version="1.0" encoding="utf-8"?>
+<cp:coreProperties xmlns:cp="http://schemas.openxmlformats.org/package/2006/metadata/core-properties" xmlns:dc="http://purl.org/dc/elements/1.1/" xmlns:dcterms="http://purl.org/dc/terms/" xmlns:dcmitype="http://purl.org/dc/dcmitype/" xmlns:xsi="http://www.w3.org/2001/XMLSchema-instance">
+  <dc:creator/>
+  <dc:description/>
+  <dc:language>en-US</dc:language>
+  <cp:lastModifiedBy/>
+  <dcterms:modified xsi:type="dcterms:W3CDTF">2026-03-13T08:09:01Z</dcterms:modified>
+  <cp:revision>1</cp:revision>
+  <dc:subject/>
+  <dc:title/>
+</cp:coreProperties>
+</file>
+
+<file path=word\document.xml><?xml version="1.0" encoding="utf-8"?>
 <w:document xmlns:o="urn:schemas-microsoft-com:office:office" xmlns:r="http://schemas.openxmlformats.org/officeDocument/2006/relationships" xmlns:v="urn:schemas-microsoft-com:vml" xmlns:w="http://schemas.openxmlformats.org/wordprocessingml/2006/main" xmlns:w10="urn:schemas-microsoft-com:office:word" xmlns:wp="http://schemas.openxmlformats.org/drawingml/2006/wordprocessingDrawing" xmlns:wps="http://schemas.microsoft.com/office/word/2010/wordprocessingShape" xmlns:wpg="http://schemas.microsoft.com/office/word/2010/wordprocessingGroup" xmlns:mc="http://schemas.openxmlformats.org/markup-compatibility/2006" xmlns:wp14="http://schemas.microsoft.com/office/word/2010/wordprocessingDrawing" xmlns:w14="http://schemas.microsoft.com/office/word/2010/wordml" xmlns:w15="http://schemas.microsoft.com/office/word/2012/wordml" mc:Ignorable="w14 wp14 w15">
   <w:body>
     <w:p>
@@ -242,49 +269,7 @@
                 <w:sz w:val="20"/>
                 <w:u w:val="none"/>
               </w:rPr>
-              <w:t>Period: 01</w:t>
-            </w:r>
-            <w:r>
-              <w:rPr>
-                <w:rFonts w:eastAsia="Arial"/>
-                <w:b/>
-                <w:i w:val="false"/>
-                <w:sz w:val="15"/>
-                <w:u w:val="none"/>
-                <w:vertAlign w:val="superscript"/>
-              </w:rPr>
-              <w:t>st</w:t>
-            </w:r>
-            <w:r>
-              <w:rPr>
-                <w:rFonts w:eastAsia="Arial"/>
-                <w:b/>
-                <w:i w:val="false"/>
-                <w:sz w:val="20"/>
-                <w:u w:val="none"/>
-              </w:rPr>
-              <w:t xml:space="preserve"> November to 10</w:t>
-            </w:r>
-            <w:r>
-              <w:rPr>
-                <w:rFonts w:eastAsia="Arial"/>
-                <w:b/>
-                <w:i w:val="false"/>
-                <w:sz w:val="15"/>
-                <w:u w:val="none"/>
-                <w:vertAlign w:val="superscript"/>
-              </w:rPr>
-              <w:t>th</w:t>
-            </w:r>
-            <w:r>
-              <w:rPr>
-                <w:rFonts w:eastAsia="Arial"/>
-                <w:b/>
-                <w:i w:val="false"/>
-                <w:sz w:val="20"/>
-                <w:u w:val="none"/>
-              </w:rPr>
-              <w:t xml:space="preserve"> November 2025</w:t>
+              <w:t>Period: {{period_start}} to {{period_end}}</w:t>
             </w:r>
           </w:p>
         </w:tc>
@@ -331,7 +316,7 @@
                 <w:sz w:val="20"/>
                 <w:u w:val="none"/>
               </w:rPr>
-              <w:t>Season: 2025/2026</w:t>
+              <w:t>Season: {{season}}</w:t>
             </w:r>
           </w:p>
         </w:tc>
@@ -374,28 +359,7 @@
                 <w:sz w:val="20"/>
                 <w:u w:val="none"/>
               </w:rPr>
-              <w:t>Issued on 4</w:t>
-            </w:r>
-            <w:r>
-              <w:rPr>
-                <w:rFonts w:eastAsia="Arial"/>
-                <w:b/>
-                <w:i w:val="false"/>
-                <w:sz w:val="15"/>
-                <w:u w:val="none"/>
-                <w:vertAlign w:val="superscript"/>
-              </w:rPr>
-              <w:t>th</w:t>
-            </w:r>
-            <w:r>
-              <w:rPr>
-                <w:rFonts w:eastAsia="Arial"/>
-                <w:b/>
-                <w:i w:val="false"/>
-                <w:sz w:val="20"/>
-                <w:u w:val="none"/>
-              </w:rPr>
-              <w:t xml:space="preserve"> November 2025</w:t>
+              <w:t>Issued on {{issue_date}}</w:t>
             </w:r>
           </w:p>
         </w:tc>
@@ -442,7 +406,7 @@
                 <w:sz w:val="20"/>
                 <w:u w:val="none"/>
               </w:rPr>
-              <w:t>Bulletin No.2/2</w:t>
+              <w:t>Bulletin No. {{bulletin_number}}</w:t>
             </w:r>
           </w:p>
         </w:tc>
@@ -694,127 +658,7 @@
                       <w:sz w:val="21"/>
                       <w:u w:val="none"/>
                     </w:rPr>
-                    <w:t>.Warmer</w:t>
-                  </w:r>
-                </w:p>
-                <w:p>
-                  <w:pPr>
-                    <w:pStyle w:val="Normal"/>
-                    <w:bidi w:val="0"/>
-                    <w:spacing w:lineRule="auto" w:line="240" w:before="0" w:after="0"/>
-                    <w:jc w:val="left"/>
-                    <w:rPr>
-                      <w:rFonts w:ascii="Times New Roman" w:hAnsi="Times New Roman" w:eastAsia="Times New Roman" w:cs="Times New Roman"/>
-                      <w:b/>
-                      <w:b/>
-                      <w:i w:val="false"/>
-                      <w:i w:val="false"/>
-                      <w:sz w:val="21"/>
-                      <w:u w:val="none"/>
-                    </w:rPr>
-                  </w:pPr>
-                  <w:r>
-                    <w:rPr>
-                      <w:rFonts w:eastAsia="Times New Roman" w:cs="Times New Roman" w:ascii="Times New Roman" w:hAnsi="Times New Roman"/>
-                      <w:b/>
-                      <w:i w:val="false"/>
-                      <w:sz w:val="21"/>
-                      <w:u w:val="none"/>
-                    </w:rPr>
-                    <w:t>Temperatures</w:t>
-                  </w:r>
-                </w:p>
-                <w:p>
-                  <w:pPr>
-                    <w:pStyle w:val="Normal"/>
-                    <w:bidi w:val="0"/>
-                    <w:spacing w:lineRule="auto" w:line="240" w:before="0" w:after="0"/>
-                    <w:jc w:val="left"/>
-                    <w:rPr/>
-                  </w:pPr>
-                  <w:r>
-                    <w:rPr/>
-                  </w:r>
-                </w:p>
-                <w:p>
-                  <w:pPr>
-                    <w:pStyle w:val="Normal"/>
-                    <w:bidi w:val="0"/>
-                    <w:spacing w:lineRule="auto" w:line="240" w:before="0" w:after="0"/>
-                    <w:jc w:val="left"/>
-                    <w:rPr>
-                      <w:rFonts w:ascii="Times New Roman" w:hAnsi="Times New Roman" w:eastAsia="Times New Roman" w:cs="Times New Roman"/>
-                      <w:b/>
-                      <w:b/>
-                      <w:i w:val="false"/>
-                      <w:i w:val="false"/>
-                      <w:sz w:val="21"/>
-                      <w:u w:val="none"/>
-                    </w:rPr>
-                  </w:pPr>
-                  <w:r>
-                    <w:rPr>
-                      <w:rFonts w:eastAsia="Times New Roman" w:cs="Times New Roman" w:ascii="Times New Roman" w:hAnsi="Times New Roman"/>
-                      <w:b/>
-                      <w:i w:val="false"/>
-                      <w:sz w:val="21"/>
-                      <w:u w:val="none"/>
-                    </w:rPr>
-                    <w:t>.Favourable</w:t>
-                  </w:r>
-                </w:p>
-                <w:p>
-                  <w:pPr>
-                    <w:pStyle w:val="Normal"/>
-                    <w:bidi w:val="0"/>
-                    <w:spacing w:lineRule="auto" w:line="240" w:before="0" w:after="0"/>
-                    <w:jc w:val="left"/>
-                    <w:rPr>
-                      <w:rFonts w:ascii="Times New Roman" w:hAnsi="Times New Roman" w:eastAsia="Times New Roman" w:cs="Times New Roman"/>
-                      <w:b/>
-                      <w:b/>
-                      <w:i w:val="false"/>
-                      <w:i w:val="false"/>
-                      <w:sz w:val="21"/>
-                      <w:u w:val="none"/>
-                    </w:rPr>
-                  </w:pPr>
-                  <w:r>
-                    <w:rPr>
-                      <w:rFonts w:eastAsia="Times New Roman" w:cs="Times New Roman" w:ascii="Times New Roman" w:hAnsi="Times New Roman"/>
-                      <w:b/>
-                      <w:i w:val="false"/>
-                      <w:sz w:val="21"/>
-                      <w:u w:val="none"/>
-                    </w:rPr>
-                    <w:t>Cumulative</w:t>
-                  </w:r>
-                </w:p>
-                <w:p>
-                  <w:pPr>
-                    <w:pStyle w:val="Normal"/>
-                    <w:bidi w:val="0"/>
-                    <w:spacing w:lineRule="auto" w:line="240" w:before="0" w:after="0"/>
-                    <w:jc w:val="left"/>
-                    <w:rPr>
-                      <w:rFonts w:ascii="Times New Roman" w:hAnsi="Times New Roman" w:eastAsia="Times New Roman" w:cs="Times New Roman"/>
-                      <w:b/>
-                      <w:b/>
-                      <w:i w:val="false"/>
-                      <w:i w:val="false"/>
-                      <w:sz w:val="21"/>
-                      <w:u w:val="none"/>
-                    </w:rPr>
-                  </w:pPr>
-                  <w:r>
-                    <w:rPr>
-                      <w:rFonts w:eastAsia="Times New Roman" w:cs="Times New Roman" w:ascii="Times New Roman" w:hAnsi="Times New Roman"/>
-                      <w:b/>
-                      <w:i w:val="false"/>
-                      <w:sz w:val="21"/>
-                      <w:u w:val="none"/>
-                    </w:rPr>
-                    <w:t>Moisture</w:t>
+                    <w:t>{{highlights_block}}</w:t>
                   </w:r>
                 </w:p>
                 <w:p>
@@ -892,193 +736,7 @@
                       <w:sz w:val="21"/>
                       <w:u w:val="none"/>
                     </w:rPr>
-                    <w:t>1.Rainfall</w:t>
-                  </w:r>
-                </w:p>
-                <w:p>
-                  <w:pPr>
-                    <w:pStyle w:val="Normal"/>
-                    <w:bidi w:val="0"/>
-                    <w:spacing w:lineRule="auto" w:line="240" w:before="0" w:after="0"/>
-                    <w:jc w:val="left"/>
-                    <w:rPr>
-                      <w:rFonts w:ascii="Times New Roman" w:hAnsi="Times New Roman" w:eastAsia="Times New Roman" w:cs="Times New Roman"/>
-                      <w:b/>
-                      <w:b/>
-                      <w:i w:val="false"/>
-                      <w:i w:val="false"/>
-                      <w:sz w:val="21"/>
-                      <w:u w:val="none"/>
-                    </w:rPr>
-                  </w:pPr>
-                  <w:r>
-                    <w:rPr>
-                      <w:rFonts w:eastAsia="Times New Roman" w:cs="Times New Roman" w:ascii="Times New Roman" w:hAnsi="Times New Roman"/>
-                      <w:b/>
-                      <w:i w:val="false"/>
-                      <w:sz w:val="21"/>
-                      <w:u w:val="none"/>
-                    </w:rPr>
-                    <w:t>situation</w:t>
-                  </w:r>
-                </w:p>
-                <w:p>
-                  <w:pPr>
-                    <w:pStyle w:val="Normal"/>
-                    <w:bidi w:val="0"/>
-                    <w:spacing w:lineRule="auto" w:line="240" w:before="0" w:after="0"/>
-                    <w:jc w:val="left"/>
-                    <w:rPr/>
-                  </w:pPr>
-                  <w:r>
-                    <w:rPr/>
-                  </w:r>
-                </w:p>
-                <w:p>
-                  <w:pPr>
-                    <w:pStyle w:val="Normal"/>
-                    <w:bidi w:val="0"/>
-                    <w:spacing w:lineRule="auto" w:line="240" w:before="0" w:after="0"/>
-                    <w:jc w:val="left"/>
-                    <w:rPr>
-                      <w:rFonts w:ascii="Times New Roman" w:hAnsi="Times New Roman" w:eastAsia="Times New Roman" w:cs="Times New Roman"/>
-                      <w:b/>
-                      <w:b/>
-                      <w:i w:val="false"/>
-                      <w:i w:val="false"/>
-                      <w:sz w:val="21"/>
-                      <w:u w:val="none"/>
-                    </w:rPr>
-                  </w:pPr>
-                  <w:r>
-                    <w:rPr>
-                      <w:rFonts w:eastAsia="Times New Roman" w:cs="Times New Roman" w:ascii="Times New Roman" w:hAnsi="Times New Roman"/>
-                      <w:b/>
-                      <w:i w:val="false"/>
-                      <w:sz w:val="21"/>
-                      <w:u w:val="none"/>
-                    </w:rPr>
-                    <w:t>2.Temperature</w:t>
-                  </w:r>
-                </w:p>
-                <w:p>
-                  <w:pPr>
-                    <w:pStyle w:val="Normal"/>
-                    <w:bidi w:val="0"/>
-                    <w:spacing w:lineRule="auto" w:line="240" w:before="0" w:after="0"/>
-                    <w:jc w:val="left"/>
-                    <w:rPr>
-                      <w:rFonts w:ascii="Times New Roman" w:hAnsi="Times New Roman" w:eastAsia="Times New Roman" w:cs="Times New Roman"/>
-                      <w:b/>
-                      <w:b/>
-                      <w:i w:val="false"/>
-                      <w:i w:val="false"/>
-                      <w:sz w:val="21"/>
-                      <w:u w:val="none"/>
-                    </w:rPr>
-                  </w:pPr>
-                  <w:r>
-                    <w:rPr>
-                      <w:rFonts w:eastAsia="Times New Roman" w:cs="Times New Roman" w:ascii="Times New Roman" w:hAnsi="Times New Roman"/>
-                      <w:b/>
-                      <w:i w:val="false"/>
-                      <w:sz w:val="21"/>
-                      <w:u w:val="none"/>
-                    </w:rPr>
-                    <w:t>conditions</w:t>
-                  </w:r>
-                </w:p>
-                <w:p>
-                  <w:pPr>
-                    <w:pStyle w:val="Normal"/>
-                    <w:bidi w:val="0"/>
-                    <w:spacing w:lineRule="auto" w:line="240" w:before="0" w:after="0"/>
-                    <w:jc w:val="left"/>
-                    <w:rPr/>
-                  </w:pPr>
-                  <w:r>
-                    <w:rPr/>
-                  </w:r>
-                </w:p>
-                <w:p>
-                  <w:pPr>
-                    <w:pStyle w:val="Normal"/>
-                    <w:bidi w:val="0"/>
-                    <w:spacing w:lineRule="auto" w:line="240" w:before="0" w:after="0"/>
-                    <w:jc w:val="left"/>
-                    <w:rPr>
-                      <w:rFonts w:ascii="Times New Roman" w:hAnsi="Times New Roman" w:eastAsia="Times New Roman" w:cs="Times New Roman"/>
-                      <w:b/>
-                      <w:b/>
-                      <w:i w:val="false"/>
-                      <w:i w:val="false"/>
-                      <w:sz w:val="21"/>
-                      <w:u w:val="none"/>
-                    </w:rPr>
-                  </w:pPr>
-                  <w:r>
-                    <w:rPr>
-                      <w:rFonts w:eastAsia="Times New Roman" w:cs="Times New Roman" w:ascii="Times New Roman" w:hAnsi="Times New Roman"/>
-                      <w:b/>
-                      <w:i w:val="false"/>
-                      <w:sz w:val="21"/>
-                      <w:u w:val="none"/>
-                    </w:rPr>
-                    <w:t>3.Dekadal</w:t>
-                  </w:r>
-                </w:p>
-                <w:p>
-                  <w:pPr>
-                    <w:pStyle w:val="Normal"/>
-                    <w:bidi w:val="0"/>
-                    <w:spacing w:lineRule="auto" w:line="240" w:before="0" w:after="0"/>
-                    <w:jc w:val="left"/>
-                    <w:rPr>
-                      <w:rFonts w:ascii="Times New Roman" w:hAnsi="Times New Roman" w:eastAsia="Times New Roman" w:cs="Times New Roman"/>
-                      <w:b/>
-                      <w:b/>
-                      <w:i w:val="false"/>
-                      <w:i w:val="false"/>
-                      <w:sz w:val="21"/>
-                      <w:u w:val="none"/>
-                    </w:rPr>
-                  </w:pPr>
-                  <w:r>
-                    <w:rPr>
-                      <w:rFonts w:eastAsia="Times New Roman" w:cs="Times New Roman" w:ascii="Times New Roman" w:hAnsi="Times New Roman"/>
-                      <w:b/>
-                      <w:i w:val="false"/>
-                      <w:sz w:val="21"/>
-                      <w:u w:val="none"/>
-                    </w:rPr>
-                    <w:t>rainfall</w:t>
-                  </w:r>
-                </w:p>
-                <w:p>
-                  <w:pPr>
-                    <w:pStyle w:val="Normal"/>
-                    <w:bidi w:val="0"/>
-                    <w:spacing w:lineRule="auto" w:line="240" w:before="0" w:after="0"/>
-                    <w:jc w:val="left"/>
-                    <w:rPr>
-                      <w:rFonts w:ascii="Times New Roman" w:hAnsi="Times New Roman" w:eastAsia="Times New Roman" w:cs="Times New Roman"/>
-                      <w:b/>
-                      <w:b/>
-                      <w:i w:val="false"/>
-                      <w:i w:val="false"/>
-                      <w:sz w:val="21"/>
-                      <w:u w:val="none"/>
-                    </w:rPr>
-                  </w:pPr>
-                  <w:r>
-                    <w:rPr>
-                      <w:rFonts w:eastAsia="Times New Roman" w:cs="Times New Roman" w:ascii="Times New Roman" w:hAnsi="Times New Roman"/>
-                      <w:b/>
-                      <w:i w:val="false"/>
-                      <w:sz w:val="21"/>
-                      <w:u w:val="none"/>
-                    </w:rPr>
-                    <w:t>outlook</w:t>
+                    <w:t>{{contents_block}}</w:t>
                   </w:r>
                 </w:p>
                 <w:p>
@@ -1185,49 +843,7 @@
                 <w:sz w:val="24"/>
                 <w:u w:val="none"/>
               </w:rPr>
-              <w:t>Rainfall and temperature review 21</w:t>
-            </w:r>
-            <w:r>
-              <w:rPr>
-                <w:rFonts w:eastAsia="Arial"/>
-                <w:b/>
-                <w:i w:val="false"/>
-                <w:sz w:val="15"/>
-                <w:u w:val="none"/>
-                <w:vertAlign w:val="superscript"/>
-              </w:rPr>
-              <w:t>st</w:t>
-            </w:r>
-            <w:r>
-              <w:rPr>
-                <w:rFonts w:eastAsia="Arial"/>
-                <w:b/>
-                <w:i w:val="false"/>
-                <w:sz w:val="24"/>
-                <w:u w:val="none"/>
-              </w:rPr>
-              <w:t xml:space="preserve"> to 31</w:t>
-            </w:r>
-            <w:r>
-              <w:rPr>
-                <w:rFonts w:eastAsia="Arial"/>
-                <w:b/>
-                <w:i w:val="false"/>
-                <w:sz w:val="15"/>
-                <w:u w:val="none"/>
-                <w:vertAlign w:val="superscript"/>
-              </w:rPr>
-              <w:t>st</w:t>
-            </w:r>
-            <w:r>
-              <w:rPr>
-                <w:rFonts w:eastAsia="Arial"/>
-                <w:b/>
-                <w:i w:val="false"/>
-                <w:sz w:val="24"/>
-                <w:u w:val="none"/>
-              </w:rPr>
-              <w:t xml:space="preserve"> October 2025</w:t>
+              <w:t>Rainfall and temperature review {{review_period_start}} to {{review_period_end}}</w:t>
             </w:r>
           </w:p>
           <w:p>
@@ -1643,7 +1259,7 @@
           <w:sz w:val="19"/>
           <w:u w:val="none"/>
         </w:rPr>
-        <w:t>Maximum temperatures observed during the third dekad of October (Fig.4) were above the long-term normals (Fig.5) across the entire country. Fig. 4 shows most of the country experienced maximum temperatures exceeding 26.2⁰C in the southern and western lowlands, only the highest elevated areas specifically Sani-pass, recorded cooler maximum temperatures, falling within the 18.2⁰C to 22.2⁰C range.</w:t>
+        <w:t>Maximum temperatures observed during the third dekad of October (Fig.4) were above the long-term normals (Fig.5) across the entire country. Fig. 4 shows most of the country experienced maximum temperatures exceeding 26.2°C in the southern and western lowlands, only the highest elevated areas specifically Sani-pass, recorded cooler maximum temperatures, falling within the 18.2°C to 22.2°C range.</w:t>
       </w:r>
     </w:p>
     <w:tbl>
@@ -2187,49 +1803,7 @@
           <w:sz w:val="22"/>
           <w:u w:val="single"/>
         </w:rPr>
-        <w:t>Weather outlook (1</w:t>
-      </w:r>
-      <w:r>
-        <w:rPr>
-          <w:rFonts w:eastAsia="Arial"/>
-          <w:b/>
-          <w:i w:val="false"/>
-          <w:sz w:val="15"/>
-          <w:u w:val="single"/>
-          <w:vertAlign w:val="superscript"/>
-        </w:rPr>
-        <w:t>ST</w:t>
-      </w:r>
-      <w:r>
-        <w:rPr>
-          <w:rFonts w:eastAsia="Arial"/>
-          <w:b/>
-          <w:i w:val="false"/>
-          <w:sz w:val="22"/>
-          <w:u w:val="single"/>
-        </w:rPr>
-        <w:t xml:space="preserve"> TO 10</w:t>
-      </w:r>
-      <w:r>
-        <w:rPr>
-          <w:rFonts w:eastAsia="Arial"/>
-          <w:b/>
-          <w:i w:val="false"/>
-          <w:sz w:val="15"/>
-          <w:u w:val="single"/>
-          <w:vertAlign w:val="superscript"/>
-        </w:rPr>
-        <w:t>TH</w:t>
-      </w:r>
-      <w:r>
-        <w:rPr>
-          <w:rFonts w:eastAsia="Arial"/>
-          <w:b/>
-          <w:i w:val="false"/>
-          <w:sz w:val="22"/>
-          <w:u w:val="single"/>
-        </w:rPr>
-        <w:t xml:space="preserve"> NOVEMBER 2025).</w:t>
+        <w:t>Weather outlook ({{period_start}} to {{period_end}}).</w:t>
       </w:r>
     </w:p>
     <w:p>
@@ -2248,70 +1822,7 @@
           <w:sz w:val="20"/>
           <w:u w:val="none"/>
         </w:rPr>
-        <w:t>The start (01</w:t>
-      </w:r>
-      <w:r>
-        <w:rPr>
-          <w:rFonts w:eastAsia="Arial"/>
-          <w:b/>
-          <w:i w:val="false"/>
-          <w:sz w:val="15"/>
-          <w:u w:val="none"/>
-          <w:vertAlign w:val="superscript"/>
-        </w:rPr>
-        <w:t>st</w:t>
-      </w:r>
-      <w:r>
-        <w:rPr>
-          <w:rFonts w:eastAsia="Arial"/>
-          <w:b/>
-          <w:i w:val="false"/>
-          <w:sz w:val="20"/>
-          <w:u w:val="none"/>
-        </w:rPr>
-        <w:t xml:space="preserve"> to 05</w:t>
-      </w:r>
-      <w:r>
-        <w:rPr>
-          <w:rFonts w:eastAsia="Arial"/>
-          <w:b/>
-          <w:i w:val="false"/>
-          <w:sz w:val="15"/>
-          <w:u w:val="none"/>
-          <w:vertAlign w:val="superscript"/>
-        </w:rPr>
-        <w:t>th</w:t>
-      </w:r>
-      <w:r>
-        <w:rPr>
-          <w:rFonts w:eastAsia="Arial"/>
-          <w:b/>
-          <w:i w:val="false"/>
-          <w:sz w:val="20"/>
-          <w:u w:val="none"/>
-        </w:rPr>
-        <w:t>) of the dekad is likely to experience, dryer and warmer conditions with isolated rain and thundershowers. From the 06</w:t>
-      </w:r>
-      <w:r>
-        <w:rPr>
-          <w:rFonts w:eastAsia="Arial"/>
-          <w:b/>
-          <w:i w:val="false"/>
-          <w:sz w:val="15"/>
-          <w:u w:val="none"/>
-          <w:vertAlign w:val="superscript"/>
-        </w:rPr>
-        <w:t>th</w:t>
-      </w:r>
-      <w:r>
-        <w:rPr>
-          <w:rFonts w:eastAsia="Arial"/>
-          <w:b/>
-          <w:i w:val="false"/>
-          <w:sz w:val="20"/>
-          <w:u w:val="none"/>
-        </w:rPr>
-        <w:t xml:space="preserve"> Scattered to widespread rain and thundershowers are anticipated. Strong winds and hail can also be expected.</w:t>
+        <w:t>{{weather_type}} - {{weather_description}}</w:t>
       </w:r>
     </w:p>
     <w:p>
@@ -2734,7 +2245,49 @@
 </w:document>
 </file>
 
-<file path=word/numbering.xml><?xml version="1.0" encoding="utf-8"?>
+<file path=word\fontTable.xml><?xml version="1.0" encoding="utf-8"?>
+<w:fonts xmlns:w="http://schemas.openxmlformats.org/wordprocessingml/2006/main" xmlns:r="http://schemas.openxmlformats.org/officeDocument/2006/relationships">
+  <w:font w:name="Times New Roman">
+    <w:charset w:val="00"/>
+    <w:family w:val="roman"/>
+    <w:pitch w:val="variable"/>
+  </w:font>
+  <w:font w:name="Symbol">
+    <w:charset w:val="02"/>
+    <w:family w:val="roman"/>
+    <w:pitch w:val="variable"/>
+  </w:font>
+  <w:font w:name="Arial">
+    <w:charset w:val="00"/>
+    <w:family w:val="swiss"/>
+    <w:pitch w:val="variable"/>
+  </w:font>
+  <w:font w:name="Liberation Serif">
+    <w:altName w:val="Times New Roman"/>
+    <w:charset w:val="01"/>
+    <w:family w:val="roman"/>
+    <w:pitch w:val="variable"/>
+  </w:font>
+  <w:font w:name="Calibri">
+    <w:charset w:val="01"/>
+    <w:family w:val="roman"/>
+    <w:pitch w:val="variable"/>
+  </w:font>
+  <w:font w:name="Symbol">
+    <w:charset w:val="02"/>
+    <w:family w:val="auto"/>
+    <w:pitch w:val="default"/>
+  </w:font>
+  <w:font w:name="Liberation Sans">
+    <w:altName w:val="Arial"/>
+    <w:charset w:val="01"/>
+    <w:family w:val="swiss"/>
+    <w:pitch w:val="variable"/>
+  </w:font>
+</w:fonts>
+</file>
+
+<file path=word\numbering.xml><?xml version="1.0" encoding="utf-8"?>
 <w:numbering xmlns:w="http://schemas.openxmlformats.org/wordprocessingml/2006/main" xmlns:o="urn:schemas-microsoft-com:office:office" xmlns:r="http://schemas.openxmlformats.org/officeDocument/2006/relationships" xmlns:v="urn:schemas-microsoft-com:vml" xmlns:mc="http://schemas.openxmlformats.org/markup-compatibility/2006" xmlns:w14="http://schemas.microsoft.com/office/word/2010/wordml" mc:Ignorable="w14">
   <w:abstractNum w:abstractNumId="1">
     <w:lvl w:ilvl="0">
@@ -2977,7 +2530,19 @@
 </w:numbering>
 </file>
 
-<file path=word/styles.xml><?xml version="1.0" encoding="utf-8"?>
+<file path=word\settings.xml><?xml version="1.0" encoding="utf-8"?>
+<w:settings xmlns:w="http://schemas.openxmlformats.org/wordprocessingml/2006/main">
+  <w:zoom w:percent="100"/>
+  <w:defaultTabStop w:val="709"/>
+  <w:autoHyphenation w:val="true"/>
+  <w:compat>
+    <w:compatSetting w:name="compatibilityMode" w:uri="http://schemas.microsoft.com/office/word" w:val="12"/>
+  </w:compat>
+  <w:themeFontLang w:val="" w:eastAsia="" w:bidi=""/>
+</w:settings>
+</file>
+
+<file path=word\styles.xml><?xml version="1.0" encoding="utf-8"?>
 <w:styles xmlns:w="http://schemas.openxmlformats.org/wordprocessingml/2006/main" xmlns:w14="http://schemas.microsoft.com/office/word/2010/wordml" xmlns:mc="http://schemas.openxmlformats.org/markup-compatibility/2006" mc:Ignorable="w14">
   <w:docDefaults>
     <w:rPrDefault>
